--- a/Examen/UF1846/UF1846 .docx
+++ b/Examen/UF1846/UF1846 .docx
@@ -4,21 +4,32 @@
   <w:body>
     <w:p>
       <w:pPr>
-        <w:rPr>
-          <w:rFonts w:ascii="Georgia" w:hAnsi="Georgia"/>
+        <w:spacing w:line="240" w:lineRule="auto"/>
+        <w:rPr>
+          <w:rFonts w:ascii="Georgia" w:hAnsi="Georgia"/>
+          <w:b/>
+          <w:bCs/>
+          <w:sz w:val="16"/>
+          <w:szCs w:val="16"/>
+        </w:rPr>
+      </w:pPr>
+      <w:r>
+        <w:rPr>
+          <w:rFonts w:ascii="Georgia" w:hAnsi="Georgia"/>
+          <w:b/>
+          <w:bCs/>
           <w:sz w:val="28"/>
           <w:szCs w:val="28"/>
         </w:rPr>
-      </w:pPr>
-      <w:r>
-        <w:rPr>
-          <w:rFonts w:ascii="Georgia" w:hAnsi="Georgia"/>
-          <w:b/>
-          <w:bCs/>
+        <w:t>UF1846: Desarrollo de aplicaciones web distribuidas</w:t>
+      </w:r>
+      <w:r>
+        <w:rPr>
+          <w:rFonts w:ascii="Georgia" w:hAnsi="Georgia"/>
           <w:sz w:val="28"/>
           <w:szCs w:val="28"/>
         </w:rPr>
-        <w:t>UF1846: Desarrollo de aplicaciones web distribuidas</w:t>
+        <w:t>.</w:t>
       </w:r>
       <w:r>
         <w:rPr>
@@ -26,45 +37,15 @@
           <w:sz w:val="28"/>
           <w:szCs w:val="28"/>
         </w:rPr>
-        <w:t>.</w:t>
-      </w:r>
-    </w:p>
-    <w:p>
-      <w:pPr>
-        <w:rPr>
-          <w:rFonts w:ascii="Georgia" w:hAnsi="Georgia"/>
-          <w:sz w:val="24"/>
-          <w:szCs w:val="24"/>
-        </w:rPr>
-      </w:pPr>
-      <w:r>
-        <w:rPr>
-          <w:rFonts w:ascii="Georgia" w:hAnsi="Georgia"/>
-          <w:sz w:val="24"/>
-          <w:szCs w:val="24"/>
-        </w:rPr>
-        <w:pict w14:anchorId="348860D7">
-          <v:rect id="_x0000_i1025" style="width:0;height:1.5pt" o:hralign="center" o:hrstd="t" o:hrnoshade="t" o:hr="t" fillcolor="gray" stroked="f"/>
-        </w:pict>
-      </w:r>
-    </w:p>
-    <w:p>
-      <w:pPr>
-        <w:rPr>
-          <w:rFonts w:ascii="Georgia" w:hAnsi="Georgia"/>
-          <w:b/>
-          <w:bCs/>
-          <w:sz w:val="24"/>
-          <w:szCs w:val="24"/>
-        </w:rPr>
-      </w:pPr>
-      <w:r>
-        <w:rPr>
-          <w:rFonts w:ascii="Georgia" w:hAnsi="Georgia"/>
-          <w:b/>
-          <w:bCs/>
-          <w:sz w:val="24"/>
-          <w:szCs w:val="24"/>
+        <w:t xml:space="preserve"> </w:t>
+      </w:r>
+      <w:r>
+        <w:rPr>
+          <w:rFonts w:ascii="Georgia" w:hAnsi="Georgia"/>
+          <w:b/>
+          <w:bCs/>
+          <w:sz w:val="16"/>
+          <w:szCs w:val="16"/>
         </w:rPr>
         <w:t>Parte Práctica</w:t>
       </w:r>
@@ -75,8 +56,8 @@
           <w:rFonts w:ascii="Georgia" w:hAnsi="Georgia"/>
           <w:b/>
           <w:bCs/>
-          <w:sz w:val="24"/>
-          <w:szCs w:val="24"/>
+          <w:sz w:val="16"/>
+          <w:szCs w:val="16"/>
         </w:rPr>
       </w:pPr>
     </w:p>
@@ -158,15 +139,6 @@
       <w:pPr>
         <w:rPr>
           <w:rFonts w:ascii="Georgia" w:hAnsi="Georgia"/>
-          <w:sz w:val="24"/>
-          <w:szCs w:val="24"/>
-        </w:rPr>
-      </w:pPr>
-    </w:p>
-    <w:p>
-      <w:pPr>
-        <w:rPr>
-          <w:rFonts w:ascii="Georgia" w:hAnsi="Georgia"/>
           <w:b/>
           <w:bCs/>
           <w:sz w:val="24"/>
@@ -203,153 +175,173 @@
           <w:bCs/>
           <w:sz w:val="24"/>
           <w:szCs w:val="24"/>
+        </w:rPr>
+        <w:t xml:space="preserve">¿Qué parte es el </w:t>
+      </w:r>
+      <w:proofErr w:type="spellStart"/>
+      <w:r>
+        <w:rPr>
+          <w:rFonts w:ascii="Georgia" w:hAnsi="Georgia"/>
+          <w:b/>
+          <w:bCs/>
+          <w:sz w:val="24"/>
+          <w:szCs w:val="24"/>
+        </w:rPr>
+        <w:t>frontend</w:t>
+      </w:r>
+      <w:proofErr w:type="spellEnd"/>
+      <w:r>
+        <w:rPr>
+          <w:rFonts w:ascii="Georgia" w:hAnsi="Georgia"/>
+          <w:b/>
+          <w:bCs/>
+          <w:sz w:val="24"/>
+          <w:szCs w:val="24"/>
+        </w:rPr>
+        <w:t>?</w:t>
+      </w:r>
+      <w:r>
+        <w:rPr>
+          <w:rFonts w:ascii="Georgia" w:hAnsi="Georgia"/>
+          <w:b/>
+          <w:bCs/>
+          <w:sz w:val="24"/>
+          <w:szCs w:val="24"/>
+        </w:rPr>
+        <w:t xml:space="preserve"> </w:t>
+      </w:r>
+      <w:r>
+        <w:rPr>
+          <w:rFonts w:ascii="Georgia" w:hAnsi="Georgia"/>
+          <w:sz w:val="24"/>
+          <w:szCs w:val="24"/>
+        </w:rPr>
+        <w:t>El navegador que muestra la web.</w:t>
+      </w:r>
+    </w:p>
+    <w:p>
+      <w:pPr>
+        <w:rPr>
+          <w:rFonts w:ascii="Georgia" w:hAnsi="Georgia"/>
+          <w:b/>
+          <w:bCs/>
+          <w:sz w:val="24"/>
+          <w:szCs w:val="24"/>
+        </w:rPr>
+      </w:pPr>
+      <w:r>
+        <w:rPr>
+          <w:rFonts w:ascii="Georgia" w:hAnsi="Georgia"/>
+          <w:b/>
+          <w:bCs/>
+          <w:sz w:val="24"/>
+          <w:szCs w:val="24"/>
+        </w:rPr>
+        <w:t xml:space="preserve">¿Qué parte es el </w:t>
+      </w:r>
+      <w:proofErr w:type="spellStart"/>
+      <w:r>
+        <w:rPr>
+          <w:rFonts w:ascii="Georgia" w:hAnsi="Georgia"/>
+          <w:b/>
+          <w:bCs/>
+          <w:sz w:val="24"/>
+          <w:szCs w:val="24"/>
+        </w:rPr>
+        <w:t>backend</w:t>
+      </w:r>
+      <w:proofErr w:type="spellEnd"/>
+      <w:r>
+        <w:rPr>
+          <w:rFonts w:ascii="Georgia" w:hAnsi="Georgia"/>
+          <w:b/>
+          <w:bCs/>
+          <w:sz w:val="24"/>
+          <w:szCs w:val="24"/>
+        </w:rPr>
+        <w:t>?</w:t>
+      </w:r>
+      <w:r>
+        <w:rPr>
+          <w:rFonts w:ascii="Georgia" w:hAnsi="Georgia"/>
+          <w:b/>
+          <w:bCs/>
+          <w:sz w:val="24"/>
+          <w:szCs w:val="24"/>
+        </w:rPr>
+        <w:t xml:space="preserve"> </w:t>
+      </w:r>
+      <w:r>
+        <w:rPr>
+          <w:rFonts w:ascii="Georgia" w:hAnsi="Georgia"/>
+          <w:sz w:val="24"/>
+          <w:szCs w:val="24"/>
+        </w:rPr>
+        <w:t>El servidor que procesa las peticiones.</w:t>
+      </w:r>
+    </w:p>
+    <w:p>
+      <w:pPr>
+        <w:rPr>
+          <w:rFonts w:ascii="Georgia" w:hAnsi="Georgia"/>
+          <w:b/>
+          <w:bCs/>
+          <w:sz w:val="24"/>
+          <w:szCs w:val="24"/>
+        </w:rPr>
+      </w:pPr>
+      <w:r>
+        <w:rPr>
+          <w:rFonts w:ascii="Georgia" w:hAnsi="Georgia"/>
+          <w:b/>
+          <w:bCs/>
+          <w:sz w:val="24"/>
+          <w:szCs w:val="24"/>
+        </w:rPr>
+        <w:t>¿Es una arquitectura distribuida? ¿Por qué?</w:t>
+      </w:r>
+      <w:r>
+        <w:rPr>
+          <w:rFonts w:ascii="Georgia" w:hAnsi="Georgia"/>
+          <w:b/>
+          <w:bCs/>
+          <w:sz w:val="24"/>
+          <w:szCs w:val="24"/>
+        </w:rPr>
+        <w:t xml:space="preserve"> </w:t>
+      </w:r>
+      <w:r>
+        <w:rPr>
+          <w:rFonts w:ascii="Georgia" w:hAnsi="Georgia"/>
+          <w:sz w:val="24"/>
+          <w:szCs w:val="24"/>
+        </w:rPr>
+        <w:t>Sí. Porque los componentes (interfaz, lógica y almacenamiento) están separados y funcionan en sistemas que se comunican entre sí.</w:t>
+      </w:r>
+    </w:p>
+    <w:p>
+      <w:pPr>
+        <w:rPr>
+          <w:rFonts w:ascii="Georgia" w:hAnsi="Georgia"/>
+          <w:b/>
+          <w:bCs/>
+          <w:sz w:val="16"/>
+          <w:szCs w:val="16"/>
+        </w:rPr>
+      </w:pPr>
+    </w:p>
+    <w:p>
+      <w:pPr>
+        <w:rPr>
+          <w:rFonts w:ascii="Georgia" w:hAnsi="Georgia"/>
+          <w:b/>
+          <w:bCs/>
+          <w:sz w:val="24"/>
+          <w:szCs w:val="24"/>
           <w:u w:val="single"/>
         </w:rPr>
-        <w:br/>
-      </w:r>
-      <w:r>
-        <w:rPr>
-          <w:rFonts w:ascii="Georgia" w:hAnsi="Georgia"/>
-          <w:b/>
-          <w:bCs/>
-          <w:sz w:val="24"/>
-          <w:szCs w:val="24"/>
-        </w:rPr>
-        <w:t xml:space="preserve">¿Qué parte es el </w:t>
-      </w:r>
-      <w:proofErr w:type="spellStart"/>
-      <w:r>
-        <w:rPr>
-          <w:rFonts w:ascii="Georgia" w:hAnsi="Georgia"/>
-          <w:b/>
-          <w:bCs/>
-          <w:sz w:val="24"/>
-          <w:szCs w:val="24"/>
-        </w:rPr>
-        <w:t>frontend?</w:t>
-      </w:r>
-      <w:proofErr w:type="spellEnd"/>
-    </w:p>
-    <w:p>
-      <w:pPr>
-        <w:ind w:left="720"/>
-        <w:rPr>
-          <w:rFonts w:ascii="Georgia" w:hAnsi="Georgia"/>
-          <w:sz w:val="24"/>
-          <w:szCs w:val="24"/>
-        </w:rPr>
-      </w:pPr>
-      <w:r>
-        <w:rPr>
-          <w:rFonts w:ascii="Georgia" w:hAnsi="Georgia"/>
-          <w:sz w:val="24"/>
-          <w:szCs w:val="24"/>
-        </w:rPr>
-        <w:t>El navegador que muestra la web.</w:t>
-      </w:r>
-    </w:p>
-    <w:p>
-      <w:pPr>
-        <w:rPr>
-          <w:rFonts w:ascii="Georgia" w:hAnsi="Georgia"/>
-          <w:b/>
-          <w:bCs/>
-          <w:sz w:val="24"/>
-          <w:szCs w:val="24"/>
-        </w:rPr>
-      </w:pPr>
-      <w:r>
-        <w:rPr>
-          <w:rFonts w:ascii="Georgia" w:hAnsi="Georgia"/>
-          <w:b/>
-          <w:bCs/>
-          <w:sz w:val="24"/>
-          <w:szCs w:val="24"/>
-        </w:rPr>
-        <w:t xml:space="preserve">¿Qué parte es el </w:t>
-      </w:r>
-      <w:proofErr w:type="spellStart"/>
-      <w:r>
-        <w:rPr>
-          <w:rFonts w:ascii="Georgia" w:hAnsi="Georgia"/>
-          <w:b/>
-          <w:bCs/>
-          <w:sz w:val="24"/>
-          <w:szCs w:val="24"/>
-        </w:rPr>
-        <w:t>backend</w:t>
-      </w:r>
-      <w:proofErr w:type="spellEnd"/>
-      <w:r>
-        <w:rPr>
-          <w:rFonts w:ascii="Georgia" w:hAnsi="Georgia"/>
-          <w:b/>
-          <w:bCs/>
-          <w:sz w:val="24"/>
-          <w:szCs w:val="24"/>
-        </w:rPr>
-        <w:t>?</w:t>
-      </w:r>
-    </w:p>
-    <w:p>
-      <w:pPr>
-        <w:ind w:left="720"/>
-        <w:rPr>
-          <w:rFonts w:ascii="Georgia" w:hAnsi="Georgia"/>
-          <w:sz w:val="24"/>
-          <w:szCs w:val="24"/>
-        </w:rPr>
-      </w:pPr>
-      <w:r>
-        <w:rPr>
-          <w:rFonts w:ascii="Georgia" w:hAnsi="Georgia"/>
-          <w:sz w:val="24"/>
-          <w:szCs w:val="24"/>
-        </w:rPr>
-        <w:t xml:space="preserve"> El servidor que procesa las peticiones.</w:t>
-      </w:r>
-    </w:p>
-    <w:p>
-      <w:pPr>
-        <w:rPr>
-          <w:rFonts w:ascii="Georgia" w:hAnsi="Georgia"/>
-          <w:b/>
-          <w:bCs/>
-          <w:sz w:val="24"/>
-          <w:szCs w:val="24"/>
-        </w:rPr>
-      </w:pPr>
-      <w:r>
-        <w:rPr>
-          <w:rFonts w:ascii="Georgia" w:hAnsi="Georgia"/>
-          <w:b/>
-          <w:bCs/>
-          <w:sz w:val="24"/>
-          <w:szCs w:val="24"/>
-        </w:rPr>
-        <w:t>¿Es una arquitectura distribuida? ¿Por qué?</w:t>
-      </w:r>
-    </w:p>
-    <w:p>
-      <w:pPr>
-        <w:ind w:left="720"/>
-        <w:rPr>
-          <w:rFonts w:ascii="Georgia" w:hAnsi="Georgia"/>
-          <w:sz w:val="24"/>
-          <w:szCs w:val="24"/>
-        </w:rPr>
-      </w:pPr>
-      <w:r>
-        <w:rPr>
-          <w:rFonts w:ascii="Georgia" w:hAnsi="Georgia"/>
-          <w:sz w:val="24"/>
-          <w:szCs w:val="24"/>
-        </w:rPr>
-        <w:t>Sí. Porque los componentes (interfaz, lógica y almacenamiento) están separados y funcionan en sistemas que se comunican entre sí.</w:t>
-      </w:r>
-    </w:p>
-    <w:p>
-      <w:pPr>
+      </w:pPr>
+      <w:r>
         <w:rPr>
           <w:rFonts w:ascii="Georgia" w:hAnsi="Georgia"/>
           <w:b/>
@@ -358,10 +350,9 @@
           <w:szCs w:val="24"/>
           <w:u w:val="single"/>
         </w:rPr>
-      </w:pPr>
-    </w:p>
-    <w:p>
-      <w:pPr>
+        <w:t>2</w:t>
+      </w:r>
+      <w:r>
         <w:rPr>
           <w:rFonts w:ascii="Georgia" w:hAnsi="Georgia"/>
           <w:b/>
@@ -370,10 +361,9 @@
           <w:szCs w:val="24"/>
           <w:u w:val="single"/>
         </w:rPr>
-      </w:pPr>
-    </w:p>
-    <w:p>
-      <w:pPr>
+        <w:t xml:space="preserve">. </w:t>
+      </w:r>
+      <w:r>
         <w:rPr>
           <w:rFonts w:ascii="Georgia" w:hAnsi="Georgia"/>
           <w:b/>
@@ -382,192 +372,7 @@
           <w:szCs w:val="24"/>
           <w:u w:val="single"/>
         </w:rPr>
-      </w:pPr>
-    </w:p>
-    <w:p>
-      <w:pPr>
-        <w:rPr>
-          <w:rFonts w:ascii="Georgia" w:hAnsi="Georgia"/>
-          <w:b/>
-          <w:bCs/>
-          <w:sz w:val="24"/>
-          <w:szCs w:val="24"/>
-          <w:u w:val="single"/>
-        </w:rPr>
-      </w:pPr>
-    </w:p>
-    <w:p>
-      <w:pPr>
-        <w:rPr>
-          <w:rFonts w:ascii="Georgia" w:hAnsi="Georgia"/>
-          <w:b/>
-          <w:bCs/>
-          <w:sz w:val="24"/>
-          <w:szCs w:val="24"/>
-          <w:u w:val="single"/>
-        </w:rPr>
-      </w:pPr>
-    </w:p>
-    <w:p>
-      <w:pPr>
-        <w:rPr>
-          <w:rFonts w:ascii="Georgia" w:hAnsi="Georgia"/>
-          <w:b/>
-          <w:bCs/>
-          <w:sz w:val="24"/>
-          <w:szCs w:val="24"/>
-          <w:u w:val="single"/>
-        </w:rPr>
-      </w:pPr>
-    </w:p>
-    <w:p>
-      <w:pPr>
-        <w:rPr>
-          <w:rFonts w:ascii="Georgia" w:hAnsi="Georgia"/>
-          <w:b/>
-          <w:bCs/>
-          <w:sz w:val="24"/>
-          <w:szCs w:val="24"/>
-          <w:u w:val="single"/>
-        </w:rPr>
-      </w:pPr>
-    </w:p>
-    <w:p>
-      <w:pPr>
-        <w:rPr>
-          <w:rFonts w:ascii="Georgia" w:hAnsi="Georgia"/>
-          <w:b/>
-          <w:bCs/>
-          <w:sz w:val="24"/>
-          <w:szCs w:val="24"/>
-          <w:u w:val="single"/>
-        </w:rPr>
-      </w:pPr>
-    </w:p>
-    <w:p>
-      <w:pPr>
-        <w:rPr>
-          <w:rFonts w:ascii="Georgia" w:hAnsi="Georgia"/>
-          <w:b/>
-          <w:bCs/>
-          <w:sz w:val="24"/>
-          <w:szCs w:val="24"/>
-          <w:u w:val="single"/>
-        </w:rPr>
-      </w:pPr>
-    </w:p>
-    <w:p>
-      <w:pPr>
-        <w:rPr>
-          <w:rFonts w:ascii="Georgia" w:hAnsi="Georgia"/>
-          <w:b/>
-          <w:bCs/>
-          <w:sz w:val="24"/>
-          <w:szCs w:val="24"/>
-          <w:u w:val="single"/>
-        </w:rPr>
-      </w:pPr>
-      <w:r>
-        <w:rPr>
-          <w:rFonts w:ascii="Georgia" w:hAnsi="Georgia"/>
-          <w:b/>
-          <w:bCs/>
-          <w:sz w:val="24"/>
-          <w:szCs w:val="24"/>
-          <w:u w:val="single"/>
-        </w:rPr>
-        <w:lastRenderedPageBreak/>
-        <w:t>2</w:t>
-      </w:r>
-      <w:r>
-        <w:rPr>
-          <w:rFonts w:ascii="Georgia" w:hAnsi="Georgia"/>
-          <w:b/>
-          <w:bCs/>
-          <w:sz w:val="24"/>
-          <w:szCs w:val="24"/>
-          <w:u w:val="single"/>
-        </w:rPr>
-        <w:t xml:space="preserve">. </w:t>
-      </w:r>
-      <w:r>
-        <w:rPr>
-          <w:rFonts w:ascii="Georgia" w:hAnsi="Georgia"/>
-          <w:b/>
-          <w:bCs/>
-          <w:sz w:val="24"/>
-          <w:szCs w:val="24"/>
-          <w:u w:val="single"/>
-        </w:rPr>
         <w:t xml:space="preserve">Tienes esta API: </w:t>
-      </w:r>
-    </w:p>
-    <w:p>
-      <w:pPr>
-        <w:rPr>
-          <w:rFonts w:ascii="Georgia" w:hAnsi="Georgia"/>
-          <w:sz w:val="24"/>
-          <w:szCs w:val="24"/>
-        </w:rPr>
-      </w:pPr>
-      <w:r>
-        <w:rPr>
-          <w:rFonts w:ascii="Georgia" w:hAnsi="Georgia"/>
-          <w:sz w:val="24"/>
-          <w:szCs w:val="24"/>
-        </w:rPr>
-        <w:t xml:space="preserve">GET /usuarios </w:t>
-      </w:r>
-    </w:p>
-    <w:p>
-      <w:pPr>
-        <w:rPr>
-          <w:rFonts w:ascii="Georgia" w:hAnsi="Georgia"/>
-          <w:sz w:val="24"/>
-          <w:szCs w:val="24"/>
-        </w:rPr>
-      </w:pPr>
-      <w:r>
-        <w:rPr>
-          <w:rFonts w:ascii="Georgia" w:hAnsi="Georgia"/>
-          <w:sz w:val="24"/>
-          <w:szCs w:val="24"/>
-        </w:rPr>
-        <w:t xml:space="preserve">POST /usuarios </w:t>
-      </w:r>
-    </w:p>
-    <w:p>
-      <w:pPr>
-        <w:rPr>
-          <w:rFonts w:ascii="Georgia" w:hAnsi="Georgia"/>
-          <w:sz w:val="24"/>
-          <w:szCs w:val="24"/>
-        </w:rPr>
-      </w:pPr>
-      <w:r>
-        <w:rPr>
-          <w:rFonts w:ascii="Georgia" w:hAnsi="Georgia"/>
-          <w:sz w:val="24"/>
-          <w:szCs w:val="24"/>
-        </w:rPr>
-        <w:t>GET /usuarios/5</w:t>
-      </w:r>
-    </w:p>
-    <w:p>
-      <w:pPr>
-        <w:rPr>
-          <w:rFonts w:ascii="Georgia" w:hAnsi="Georgia"/>
-          <w:sz w:val="24"/>
-          <w:szCs w:val="24"/>
-        </w:rPr>
-      </w:pPr>
-      <w:r>
-        <w:rPr>
-          <w:rFonts w:ascii="Georgia" w:hAnsi="Georgia"/>
-          <w:sz w:val="24"/>
-          <w:szCs w:val="24"/>
-        </w:rPr>
-        <w:t>DELETE /usuarios/5</w:t>
       </w:r>
     </w:p>
     <w:p>
@@ -624,6 +429,11 @@
           <w:ilvl w:val="1"/>
           <w:numId w:val="3"/>
         </w:numPr>
+        <w:tabs>
+          <w:tab w:val="clear" w:pos="1440"/>
+          <w:tab w:val="num" w:pos="1134"/>
+        </w:tabs>
+        <w:ind w:left="851" w:hanging="284"/>
         <w:rPr>
           <w:rFonts w:ascii="Georgia" w:hAnsi="Georgia"/>
           <w:b/>
@@ -652,23 +462,23 @@
         </w:rPr>
         <w:t>.</w:t>
       </w:r>
-    </w:p>
-    <w:p>
-      <w:pPr>
-        <w:ind w:left="1440"/>
-        <w:rPr>
-          <w:rFonts w:ascii="Georgia" w:hAnsi="Georgia"/>
-          <w:sz w:val="24"/>
-          <w:szCs w:val="24"/>
-        </w:rPr>
-      </w:pPr>
-      <w:r>
-        <w:rPr>
-          <w:rFonts w:ascii="Georgia" w:hAnsi="Georgia"/>
-          <w:sz w:val="24"/>
-          <w:szCs w:val="24"/>
-        </w:rPr>
-        <w:t xml:space="preserve"> Obtiene la lista de todos los usuarios.</w:t>
+      <w:r>
+        <w:rPr>
+          <w:rFonts w:ascii="Georgia" w:hAnsi="Georgia"/>
+          <w:b/>
+          <w:bCs/>
+          <w:sz w:val="24"/>
+          <w:szCs w:val="24"/>
+        </w:rPr>
+        <w:t xml:space="preserve"> </w:t>
+      </w:r>
+      <w:r>
+        <w:rPr>
+          <w:rFonts w:ascii="Georgia" w:hAnsi="Georgia"/>
+          <w:sz w:val="24"/>
+          <w:szCs w:val="24"/>
+        </w:rPr>
+        <w:t>Obtiene la lista de todos los usuarios.</w:t>
       </w:r>
     </w:p>
     <w:p>
@@ -677,6 +487,11 @@
           <w:ilvl w:val="1"/>
           <w:numId w:val="3"/>
         </w:numPr>
+        <w:tabs>
+          <w:tab w:val="clear" w:pos="1440"/>
+          <w:tab w:val="num" w:pos="1134"/>
+        </w:tabs>
+        <w:ind w:left="851" w:hanging="284"/>
         <w:rPr>
           <w:rFonts w:ascii="Georgia" w:hAnsi="Georgia"/>
           <w:b/>
@@ -705,16 +520,16 @@
         </w:rPr>
         <w:t>.</w:t>
       </w:r>
-    </w:p>
-    <w:p>
-      <w:pPr>
-        <w:ind w:left="1440"/>
-        <w:rPr>
-          <w:rFonts w:ascii="Georgia" w:hAnsi="Georgia"/>
-          <w:sz w:val="24"/>
-          <w:szCs w:val="24"/>
-        </w:rPr>
-      </w:pPr>
+      <w:r>
+        <w:rPr>
+          <w:rFonts w:ascii="Georgia" w:hAnsi="Georgia"/>
+          <w:b/>
+          <w:bCs/>
+          <w:sz w:val="24"/>
+          <w:szCs w:val="24"/>
+        </w:rPr>
+        <w:t xml:space="preserve"> </w:t>
+      </w:r>
       <w:r>
         <w:rPr>
           <w:rFonts w:ascii="Georgia" w:hAnsi="Georgia"/>
@@ -730,6 +545,11 @@
           <w:ilvl w:val="1"/>
           <w:numId w:val="3"/>
         </w:numPr>
+        <w:tabs>
+          <w:tab w:val="clear" w:pos="1440"/>
+          <w:tab w:val="num" w:pos="1134"/>
+        </w:tabs>
+        <w:ind w:left="851" w:hanging="284"/>
         <w:rPr>
           <w:rFonts w:ascii="Georgia" w:hAnsi="Georgia"/>
           <w:b/>
@@ -758,16 +578,16 @@
         </w:rPr>
         <w:t>.</w:t>
       </w:r>
-    </w:p>
-    <w:p>
-      <w:pPr>
-        <w:ind w:left="1440"/>
-        <w:rPr>
-          <w:rFonts w:ascii="Georgia" w:hAnsi="Georgia"/>
-          <w:sz w:val="24"/>
-          <w:szCs w:val="24"/>
-        </w:rPr>
-      </w:pPr>
+      <w:r>
+        <w:rPr>
+          <w:rFonts w:ascii="Georgia" w:hAnsi="Georgia"/>
+          <w:b/>
+          <w:bCs/>
+          <w:sz w:val="24"/>
+          <w:szCs w:val="24"/>
+        </w:rPr>
+        <w:t xml:space="preserve"> </w:t>
+      </w:r>
       <w:r>
         <w:rPr>
           <w:rFonts w:ascii="Georgia" w:hAnsi="Georgia"/>
@@ -783,6 +603,11 @@
           <w:ilvl w:val="1"/>
           <w:numId w:val="3"/>
         </w:numPr>
+        <w:tabs>
+          <w:tab w:val="clear" w:pos="1440"/>
+          <w:tab w:val="num" w:pos="1134"/>
+        </w:tabs>
+        <w:ind w:left="851" w:hanging="284"/>
         <w:rPr>
           <w:rFonts w:ascii="Georgia" w:hAnsi="Georgia"/>
           <w:b/>
@@ -801,16 +626,16 @@
         </w:rPr>
         <w:t>DELETE /usuarios/5</w:t>
       </w:r>
-    </w:p>
-    <w:p>
-      <w:pPr>
-        <w:ind w:left="1440"/>
-        <w:rPr>
-          <w:rFonts w:ascii="Georgia" w:hAnsi="Georgia"/>
-          <w:sz w:val="24"/>
-          <w:szCs w:val="24"/>
-        </w:rPr>
-      </w:pPr>
+      <w:r>
+        <w:rPr>
+          <w:rFonts w:ascii="Georgia" w:hAnsi="Georgia"/>
+          <w:b/>
+          <w:bCs/>
+          <w:sz w:val="24"/>
+          <w:szCs w:val="24"/>
+        </w:rPr>
+        <w:t xml:space="preserve">. </w:t>
+      </w:r>
       <w:r>
         <w:rPr>
           <w:rFonts w:ascii="Georgia" w:hAnsi="Georgia"/>
@@ -819,16 +644,6 @@
         </w:rPr>
         <w:t>Elimina al usuario con ID 5.</w:t>
       </w:r>
-    </w:p>
-    <w:p>
-      <w:pPr>
-        <w:ind w:left="1440"/>
-        <w:rPr>
-          <w:rFonts w:ascii="Georgia" w:hAnsi="Georgia"/>
-          <w:sz w:val="24"/>
-          <w:szCs w:val="24"/>
-        </w:rPr>
-      </w:pPr>
     </w:p>
     <w:p>
       <w:pPr>
@@ -852,16 +667,14 @@
         </w:rPr>
         <w:t>¿Cuál usarías para crear un usuario?</w:t>
       </w:r>
-    </w:p>
-    <w:p>
-      <w:pPr>
-        <w:ind w:left="720"/>
-        <w:rPr>
-          <w:rFonts w:ascii="Georgia" w:hAnsi="Georgia"/>
-          <w:sz w:val="24"/>
-          <w:szCs w:val="24"/>
-        </w:rPr>
-      </w:pPr>
+      <w:r>
+        <w:rPr>
+          <w:rFonts w:ascii="Georgia" w:hAnsi="Georgia"/>
+          <w:sz w:val="24"/>
+          <w:szCs w:val="24"/>
+        </w:rPr>
+        <w:t xml:space="preserve"> </w:t>
+      </w:r>
       <w:r>
         <w:rPr>
           <w:rFonts w:ascii="Georgia" w:hAnsi="Georgia"/>
@@ -870,16 +683,6 @@
         </w:rPr>
         <w:t>POST /usuarios.</w:t>
       </w:r>
-    </w:p>
-    <w:p>
-      <w:pPr>
-        <w:ind w:left="720"/>
-        <w:rPr>
-          <w:rFonts w:ascii="Georgia" w:hAnsi="Georgia"/>
-          <w:sz w:val="24"/>
-          <w:szCs w:val="24"/>
-        </w:rPr>
-      </w:pPr>
     </w:p>
     <w:p>
       <w:pPr>
@@ -903,82 +706,31 @@
         </w:rPr>
         <w:t>¿Cuál usarías para eliminarlo?</w:t>
       </w:r>
-    </w:p>
-    <w:p>
-      <w:pPr>
-        <w:ind w:left="720"/>
-        <w:rPr>
-          <w:rFonts w:ascii="Georgia" w:hAnsi="Georgia"/>
-          <w:sz w:val="24"/>
-          <w:szCs w:val="24"/>
-        </w:rPr>
-      </w:pPr>
-      <w:r>
-        <w:rPr>
-          <w:rFonts w:ascii="Georgia" w:hAnsi="Georgia"/>
-          <w:sz w:val="24"/>
-          <w:szCs w:val="24"/>
-        </w:rPr>
-        <w:t xml:space="preserve"> DELETE /usuarios/5.</w:t>
-      </w:r>
-    </w:p>
-    <w:p>
-      <w:pPr>
-        <w:ind w:left="720"/>
-        <w:rPr>
-          <w:rFonts w:ascii="Georgia" w:hAnsi="Georgia"/>
-          <w:sz w:val="24"/>
-          <w:szCs w:val="24"/>
-        </w:rPr>
-      </w:pPr>
-    </w:p>
-    <w:p>
-      <w:pPr>
-        <w:ind w:left="720"/>
-        <w:rPr>
-          <w:rFonts w:ascii="Georgia" w:hAnsi="Georgia"/>
-          <w:sz w:val="24"/>
-          <w:szCs w:val="24"/>
-        </w:rPr>
-      </w:pPr>
-    </w:p>
-    <w:p>
-      <w:pPr>
-        <w:ind w:left="720"/>
-        <w:rPr>
-          <w:rFonts w:ascii="Georgia" w:hAnsi="Georgia"/>
-          <w:sz w:val="24"/>
-          <w:szCs w:val="24"/>
-        </w:rPr>
-      </w:pPr>
-    </w:p>
-    <w:p>
-      <w:pPr>
-        <w:ind w:left="720"/>
-        <w:rPr>
-          <w:rFonts w:ascii="Georgia" w:hAnsi="Georgia"/>
-          <w:sz w:val="24"/>
-          <w:szCs w:val="24"/>
-        </w:rPr>
-      </w:pPr>
-    </w:p>
-    <w:p>
-      <w:pPr>
-        <w:ind w:left="720"/>
-        <w:rPr>
-          <w:rFonts w:ascii="Georgia" w:hAnsi="Georgia"/>
-          <w:sz w:val="24"/>
-          <w:szCs w:val="24"/>
-        </w:rPr>
-      </w:pPr>
-    </w:p>
-    <w:p>
-      <w:pPr>
-        <w:ind w:left="720"/>
-        <w:rPr>
-          <w:rFonts w:ascii="Georgia" w:hAnsi="Georgia"/>
-          <w:sz w:val="24"/>
-          <w:szCs w:val="24"/>
+      <w:r>
+        <w:rPr>
+          <w:rFonts w:ascii="Georgia" w:hAnsi="Georgia"/>
+          <w:sz w:val="24"/>
+          <w:szCs w:val="24"/>
+        </w:rPr>
+        <w:t xml:space="preserve"> </w:t>
+      </w:r>
+      <w:r>
+        <w:rPr>
+          <w:rFonts w:ascii="Georgia" w:hAnsi="Georgia"/>
+          <w:sz w:val="24"/>
+          <w:szCs w:val="24"/>
+        </w:rPr>
+        <w:t>DELETE /usuarios/5.</w:t>
+      </w:r>
+    </w:p>
+    <w:p>
+      <w:pPr>
+        <w:rPr>
+          <w:rFonts w:ascii="Georgia" w:hAnsi="Georgia"/>
+          <w:b/>
+          <w:bCs/>
+          <w:sz w:val="16"/>
+          <w:szCs w:val="16"/>
         </w:rPr>
       </w:pPr>
     </w:p>
@@ -987,7 +739,219 @@
         <w:pStyle w:val="Prrafodelista"/>
         <w:numPr>
           <w:ilvl w:val="0"/>
-          <w:numId w:val="3"/>
+          <w:numId w:val="12"/>
+        </w:numPr>
+        <w:ind w:left="284"/>
+        <w:rPr>
+          <w:rFonts w:ascii="Georgia" w:hAnsi="Georgia"/>
+          <w:b/>
+          <w:bCs/>
+          <w:sz w:val="24"/>
+          <w:szCs w:val="24"/>
+          <w:u w:val="single"/>
+        </w:rPr>
+      </w:pPr>
+      <w:r>
+        <w:rPr>
+          <w:rFonts w:ascii="Georgia" w:hAnsi="Georgia"/>
+          <w:b/>
+          <w:bCs/>
+          <w:sz w:val="24"/>
+          <w:szCs w:val="24"/>
+          <w:u w:val="single"/>
+        </w:rPr>
+        <w:t>Diseña una API para una aplicación de tareas (</w:t>
+      </w:r>
+      <w:proofErr w:type="spellStart"/>
+      <w:r>
+        <w:rPr>
+          <w:rFonts w:ascii="Georgia" w:hAnsi="Georgia"/>
+          <w:b/>
+          <w:bCs/>
+          <w:sz w:val="24"/>
+          <w:szCs w:val="24"/>
+          <w:u w:val="single"/>
+        </w:rPr>
+        <w:t>to</w:t>
+      </w:r>
+      <w:proofErr w:type="spellEnd"/>
+      <w:r>
+        <w:rPr>
+          <w:rFonts w:ascii="Georgia" w:hAnsi="Georgia"/>
+          <w:b/>
+          <w:bCs/>
+          <w:sz w:val="24"/>
+          <w:szCs w:val="24"/>
+          <w:u w:val="single"/>
+        </w:rPr>
+        <w:t xml:space="preserve">-do </w:t>
+      </w:r>
+      <w:proofErr w:type="spellStart"/>
+      <w:r>
+        <w:rPr>
+          <w:rFonts w:ascii="Georgia" w:hAnsi="Georgia"/>
+          <w:b/>
+          <w:bCs/>
+          <w:sz w:val="24"/>
+          <w:szCs w:val="24"/>
+          <w:u w:val="single"/>
+        </w:rPr>
+        <w:t>list</w:t>
+      </w:r>
+      <w:proofErr w:type="spellEnd"/>
+      <w:r>
+        <w:rPr>
+          <w:rFonts w:ascii="Georgia" w:hAnsi="Georgia"/>
+          <w:b/>
+          <w:bCs/>
+          <w:sz w:val="24"/>
+          <w:szCs w:val="24"/>
+          <w:u w:val="single"/>
+        </w:rPr>
+        <w:t xml:space="preserve">). </w:t>
+      </w:r>
+    </w:p>
+    <w:p>
+      <w:pPr>
+        <w:ind w:left="720"/>
+        <w:rPr>
+          <w:rFonts w:ascii="Georgia" w:hAnsi="Georgia"/>
+          <w:sz w:val="24"/>
+          <w:szCs w:val="24"/>
+        </w:rPr>
+      </w:pPr>
+      <w:r>
+        <w:rPr>
+          <w:rFonts w:ascii="Georgia" w:hAnsi="Georgia"/>
+          <w:sz w:val="24"/>
+          <w:szCs w:val="24"/>
+        </w:rPr>
+        <w:t xml:space="preserve">Define al menos 4 </w:t>
+      </w:r>
+      <w:proofErr w:type="spellStart"/>
+      <w:r>
+        <w:rPr>
+          <w:rFonts w:ascii="Georgia" w:hAnsi="Georgia"/>
+          <w:sz w:val="24"/>
+          <w:szCs w:val="24"/>
+        </w:rPr>
+        <w:t>endpoints</w:t>
+      </w:r>
+      <w:proofErr w:type="spellEnd"/>
+      <w:r>
+        <w:rPr>
+          <w:rFonts w:ascii="Georgia" w:hAnsi="Georgia"/>
+          <w:sz w:val="24"/>
+          <w:szCs w:val="24"/>
+        </w:rPr>
+        <w:t xml:space="preserve">: </w:t>
+      </w:r>
+    </w:p>
+    <w:p>
+      <w:pPr>
+        <w:pStyle w:val="Prrafodelista"/>
+        <w:numPr>
+          <w:ilvl w:val="0"/>
+          <w:numId w:val="11"/>
+        </w:numPr>
+        <w:rPr>
+          <w:rFonts w:ascii="Georgia" w:hAnsi="Georgia"/>
+          <w:sz w:val="24"/>
+          <w:szCs w:val="24"/>
+        </w:rPr>
+      </w:pPr>
+      <w:r>
+        <w:rPr>
+          <w:rFonts w:ascii="Georgia" w:hAnsi="Georgia"/>
+          <w:sz w:val="24"/>
+          <w:szCs w:val="24"/>
+        </w:rPr>
+        <w:t>Obtener tareas: GET /tareas</w:t>
+      </w:r>
+    </w:p>
+    <w:p>
+      <w:pPr>
+        <w:pStyle w:val="Prrafodelista"/>
+        <w:numPr>
+          <w:ilvl w:val="0"/>
+          <w:numId w:val="11"/>
+        </w:numPr>
+        <w:rPr>
+          <w:rFonts w:ascii="Georgia" w:hAnsi="Georgia"/>
+          <w:sz w:val="24"/>
+          <w:szCs w:val="24"/>
+        </w:rPr>
+      </w:pPr>
+      <w:r>
+        <w:rPr>
+          <w:rFonts w:ascii="Georgia" w:hAnsi="Georgia"/>
+          <w:sz w:val="24"/>
+          <w:szCs w:val="24"/>
+        </w:rPr>
+        <w:t>Crear tarea: POST /tareas</w:t>
+      </w:r>
+    </w:p>
+    <w:p>
+      <w:pPr>
+        <w:pStyle w:val="Prrafodelista"/>
+        <w:numPr>
+          <w:ilvl w:val="0"/>
+          <w:numId w:val="11"/>
+        </w:numPr>
+        <w:rPr>
+          <w:rFonts w:ascii="Georgia" w:hAnsi="Georgia"/>
+          <w:sz w:val="24"/>
+          <w:szCs w:val="24"/>
+        </w:rPr>
+      </w:pPr>
+      <w:r>
+        <w:rPr>
+          <w:rFonts w:ascii="Georgia" w:hAnsi="Georgia"/>
+          <w:sz w:val="24"/>
+          <w:szCs w:val="24"/>
+        </w:rPr>
+        <w:t>Actualizar tarea: PUT /tareas/{id} o PATCH /tareas/{id}</w:t>
+      </w:r>
+    </w:p>
+    <w:p>
+      <w:pPr>
+        <w:pStyle w:val="Prrafodelista"/>
+        <w:numPr>
+          <w:ilvl w:val="0"/>
+          <w:numId w:val="11"/>
+        </w:numPr>
+        <w:rPr>
+          <w:rFonts w:ascii="Georgia" w:hAnsi="Georgia"/>
+          <w:sz w:val="24"/>
+          <w:szCs w:val="24"/>
+        </w:rPr>
+      </w:pPr>
+      <w:r>
+        <w:rPr>
+          <w:rFonts w:ascii="Georgia" w:hAnsi="Georgia"/>
+          <w:sz w:val="24"/>
+          <w:szCs w:val="24"/>
+        </w:rPr>
+        <w:t>Eliminar tarea: DELETE /tareas/{id}</w:t>
+      </w:r>
+    </w:p>
+    <w:p>
+      <w:pPr>
+        <w:pStyle w:val="Prrafodelista"/>
+        <w:ind w:left="1440"/>
+        <w:rPr>
+          <w:rFonts w:ascii="Georgia" w:hAnsi="Georgia"/>
+          <w:sz w:val="24"/>
+          <w:szCs w:val="24"/>
+        </w:rPr>
+      </w:pPr>
+    </w:p>
+    <w:p>
+      <w:pPr>
+        <w:pStyle w:val="Prrafodelista"/>
+        <w:numPr>
+          <w:ilvl w:val="0"/>
+          <w:numId w:val="7"/>
         </w:numPr>
         <w:rPr>
           <w:rFonts w:ascii="Georgia" w:hAnsi="Georgia"/>
@@ -1091,26 +1055,6 @@
           <w:rFonts w:ascii="Georgia" w:hAnsi="Georgia"/>
         </w:rPr>
         <w:t>}</w:t>
-      </w:r>
-    </w:p>
-    <w:p>
-      <w:pPr>
-        <w:ind w:left="720"/>
-        <w:rPr>
-          <w:rFonts w:ascii="Georgia" w:hAnsi="Georgia"/>
-          <w:sz w:val="24"/>
-          <w:szCs w:val="24"/>
-        </w:rPr>
-      </w:pPr>
-      <w:r>
-        <w:rPr>
-          <w:rFonts w:ascii="Georgia" w:hAnsi="Georgia"/>
-          <w:b/>
-          <w:bCs/>
-          <w:sz w:val="24"/>
-          <w:szCs w:val="24"/>
-        </w:rPr>
-        <w:t>Responde:</w:t>
       </w:r>
     </w:p>
     <w:p>
@@ -1135,23 +1079,21 @@
         </w:rPr>
         <w:t>¿Qué tipo de formato es este?</w:t>
       </w:r>
-    </w:p>
-    <w:p>
-      <w:pPr>
-        <w:ind w:left="720"/>
-        <w:rPr>
-          <w:rFonts w:ascii="Georgia" w:hAnsi="Georgia"/>
-          <w:sz w:val="24"/>
-          <w:szCs w:val="24"/>
-        </w:rPr>
-      </w:pPr>
-      <w:r>
-        <w:rPr>
-          <w:rFonts w:ascii="Georgia" w:hAnsi="Georgia"/>
-          <w:sz w:val="24"/>
-          <w:szCs w:val="24"/>
-        </w:rPr>
-        <w:t xml:space="preserve"> JSON.</w:t>
+      <w:r>
+        <w:rPr>
+          <w:rFonts w:ascii="Georgia" w:hAnsi="Georgia"/>
+          <w:sz w:val="24"/>
+          <w:szCs w:val="24"/>
+        </w:rPr>
+        <w:t xml:space="preserve"> </w:t>
+      </w:r>
+      <w:r>
+        <w:rPr>
+          <w:rFonts w:ascii="Georgia" w:hAnsi="Georgia"/>
+          <w:sz w:val="24"/>
+          <w:szCs w:val="24"/>
+        </w:rPr>
+        <w:t>JSON.</w:t>
       </w:r>
     </w:p>
     <w:p>
@@ -1176,16 +1118,14 @@
         </w:rPr>
         <w:t>¿Qué valor tiene "nombre"?</w:t>
       </w:r>
-    </w:p>
-    <w:p>
-      <w:pPr>
-        <w:ind w:left="720"/>
-        <w:rPr>
-          <w:rFonts w:ascii="Georgia" w:hAnsi="Georgia"/>
-          <w:sz w:val="24"/>
-          <w:szCs w:val="24"/>
-        </w:rPr>
-      </w:pPr>
+      <w:r>
+        <w:rPr>
+          <w:rFonts w:ascii="Georgia" w:hAnsi="Georgia"/>
+          <w:sz w:val="24"/>
+          <w:szCs w:val="24"/>
+        </w:rPr>
+        <w:t xml:space="preserve"> </w:t>
+      </w:r>
       <w:r>
         <w:rPr>
           <w:rFonts w:ascii="Georgia" w:hAnsi="Georgia"/>
@@ -1217,23 +1157,21 @@
         </w:rPr>
         <w:t>¿El usuario está activo?</w:t>
       </w:r>
-    </w:p>
-    <w:p>
-      <w:pPr>
-        <w:ind w:left="720"/>
-        <w:rPr>
-          <w:rFonts w:ascii="Georgia" w:hAnsi="Georgia"/>
-          <w:sz w:val="24"/>
-          <w:szCs w:val="24"/>
-        </w:rPr>
-      </w:pPr>
-      <w:r>
-        <w:rPr>
-          <w:rFonts w:ascii="Georgia" w:hAnsi="Georgia"/>
-          <w:sz w:val="24"/>
-          <w:szCs w:val="24"/>
-        </w:rPr>
-        <w:t xml:space="preserve"> Sí (true).</w:t>
+      <w:r>
+        <w:rPr>
+          <w:rFonts w:ascii="Georgia" w:hAnsi="Georgia"/>
+          <w:sz w:val="24"/>
+          <w:szCs w:val="24"/>
+        </w:rPr>
+        <w:t xml:space="preserve"> </w:t>
+      </w:r>
+      <w:r>
+        <w:rPr>
+          <w:rFonts w:ascii="Georgia" w:hAnsi="Georgia"/>
+          <w:sz w:val="24"/>
+          <w:szCs w:val="24"/>
+        </w:rPr>
+        <w:t>Sí (true).</w:t>
       </w:r>
     </w:p>
     <w:p>
@@ -1258,16 +1196,14 @@
         </w:rPr>
         <w:t>¿Qué tipo de dato es "activo"?</w:t>
       </w:r>
-    </w:p>
-    <w:p>
-      <w:pPr>
-        <w:ind w:left="720"/>
-        <w:rPr>
-          <w:rFonts w:ascii="Georgia" w:hAnsi="Georgia"/>
-          <w:sz w:val="24"/>
-          <w:szCs w:val="24"/>
-        </w:rPr>
-      </w:pPr>
+      <w:r>
+        <w:rPr>
+          <w:rFonts w:ascii="Georgia" w:hAnsi="Georgia"/>
+          <w:sz w:val="24"/>
+          <w:szCs w:val="24"/>
+        </w:rPr>
+        <w:t xml:space="preserve"> </w:t>
+      </w:r>
       <w:r>
         <w:rPr>
           <w:rFonts w:ascii="Georgia" w:hAnsi="Georgia"/>
@@ -1321,107 +1257,6 @@
           <w:szCs w:val="24"/>
         </w:rPr>
         <w:t xml:space="preserve">5. Ordena correctamente estos pasos: </w:t>
-      </w:r>
-    </w:p>
-    <w:p>
-      <w:pPr>
-        <w:rPr>
-          <w:rFonts w:ascii="Georgia" w:hAnsi="Georgia"/>
-          <w:sz w:val="24"/>
-          <w:szCs w:val="24"/>
-        </w:rPr>
-      </w:pPr>
-      <w:r>
-        <w:rPr>
-          <w:rFonts w:ascii="Georgia" w:hAnsi="Georgia"/>
-          <w:sz w:val="24"/>
-          <w:szCs w:val="24"/>
-        </w:rPr>
-        <w:t xml:space="preserve">1. El servidor consulta la base de datos </w:t>
-      </w:r>
-    </w:p>
-    <w:p>
-      <w:pPr>
-        <w:rPr>
-          <w:rFonts w:ascii="Georgia" w:hAnsi="Georgia"/>
-          <w:sz w:val="24"/>
-          <w:szCs w:val="24"/>
-        </w:rPr>
-      </w:pPr>
-      <w:r>
-        <w:rPr>
-          <w:rFonts w:ascii="Georgia" w:hAnsi="Georgia"/>
-          <w:sz w:val="24"/>
-          <w:szCs w:val="24"/>
-        </w:rPr>
-        <w:t xml:space="preserve">2. El navegador muestra los datos </w:t>
-      </w:r>
-    </w:p>
-    <w:p>
-      <w:pPr>
-        <w:rPr>
-          <w:rFonts w:ascii="Georgia" w:hAnsi="Georgia"/>
-          <w:sz w:val="24"/>
-          <w:szCs w:val="24"/>
-        </w:rPr>
-      </w:pPr>
-      <w:r>
-        <w:rPr>
-          <w:rFonts w:ascii="Georgia" w:hAnsi="Georgia"/>
-          <w:sz w:val="24"/>
-          <w:szCs w:val="24"/>
-        </w:rPr>
-        <w:t xml:space="preserve">3. El usuario hace una petición </w:t>
-      </w:r>
-    </w:p>
-    <w:p>
-      <w:pPr>
-        <w:rPr>
-          <w:rFonts w:ascii="Georgia" w:hAnsi="Georgia"/>
-          <w:sz w:val="24"/>
-          <w:szCs w:val="24"/>
-        </w:rPr>
-      </w:pPr>
-      <w:r>
-        <w:rPr>
-          <w:rFonts w:ascii="Georgia" w:hAnsi="Georgia"/>
-          <w:sz w:val="24"/>
-          <w:szCs w:val="24"/>
-        </w:rPr>
-        <w:t xml:space="preserve">4. El servidor envía una respuesta </w:t>
-      </w:r>
-    </w:p>
-    <w:p>
-      <w:pPr>
-        <w:rPr>
-          <w:rFonts w:ascii="Georgia" w:hAnsi="Georgia"/>
-          <w:sz w:val="24"/>
-          <w:szCs w:val="24"/>
-        </w:rPr>
-      </w:pPr>
-      <w:r>
-        <w:rPr>
-          <w:rFonts w:ascii="Georgia" w:hAnsi="Georgia"/>
-          <w:sz w:val="24"/>
-          <w:szCs w:val="24"/>
-        </w:rPr>
-        <w:t xml:space="preserve">Escribe el orden correcto (1 </w:t>
-      </w:r>
-      <w:r>
-        <w:rPr>
-          <w:rFonts w:ascii="Times New Roman" w:hAnsi="Times New Roman" w:cs="Times New Roman"/>
-          <w:sz w:val="24"/>
-          <w:szCs w:val="24"/>
-        </w:rPr>
-        <w:t>→</w:t>
-      </w:r>
-      <w:r>
-        <w:rPr>
-          <w:rFonts w:ascii="Georgia" w:hAnsi="Georgia"/>
-          <w:sz w:val="24"/>
-          <w:szCs w:val="24"/>
-        </w:rPr>
-        <w:t xml:space="preserve"> 4)</w:t>
       </w:r>
     </w:p>
     <w:p>
@@ -1579,6 +1414,119 @@
 <file path=word/numbering.xml><?xml version="1.0" encoding="utf-8"?>
 <w:numbering xmlns:wpc="http://schemas.microsoft.com/office/word/2010/wordprocessingCanvas" xmlns:cx="http://schemas.microsoft.com/office/drawing/2014/chartex" xmlns:cx1="http://schemas.microsoft.com/office/drawing/2015/9/8/chartex" xmlns:cx2="http://schemas.microsoft.com/office/drawing/2015/10/21/chartex" xmlns:cx3="http://schemas.microsoft.com/office/drawing/2016/5/9/chartex" xmlns:cx4="http://schemas.microsoft.com/office/drawing/2016/5/10/chartex" xmlns:cx5="http://schemas.microsoft.com/office/drawing/2016/5/11/chartex" xmlns:cx6="http://schemas.microsoft.com/office/drawing/2016/5/12/chartex" xmlns:cx7="http://schemas.microsoft.com/office/drawing/2016/5/13/chartex" xmlns:cx8="http://schemas.microsoft.com/office/drawing/2016/5/14/chartex" xmlns:mc="http://schemas.openxmlformats.org/markup-compatibility/2006" xmlns:aink="http://schemas.microsoft.com/office/drawing/2016/ink" xmlns:am3d="http://schemas.microsoft.com/office/drawing/2017/model3d" xmlns:o="urn:schemas-microsoft-com:office:office" xmlns:oel="http://schemas.microsoft.com/office/2019/extlst" xmlns:r="http://schemas.openxmlformats.org/officeDocument/2006/relationships" xmlns:m="http://schemas.openxmlformats.org/officeDocument/2006/math" xmlns:v="urn:schemas-microsoft-com:vml" xmlns:wp14="http://schemas.microsoft.com/office/word/2010/wordprocessingDrawing" xmlns:wp="http://schemas.openxmlformats.org/drawingml/2006/wordprocessingDrawing" xmlns:w10="urn:schemas-microsoft-com:office:word" xmlns:w="http://schemas.openxmlformats.org/wordprocessingml/2006/main" xmlns:w14="http://schemas.microsoft.com/office/word/2010/wordml" xmlns:w15="http://schemas.microsoft.com/office/word/2012/wordml" xmlns:w16cex="http://schemas.microsoft.com/office/word/2018/wordml/cex" xmlns:w16cid="http://schemas.microsoft.com/office/word/2016/wordml/cid" xmlns:w16="http://schemas.microsoft.com/office/word/2018/wordml" xmlns:w16du="http://schemas.microsoft.com/office/word/2023/wordml/word16du" xmlns:w16sdtdh="http://schemas.microsoft.com/office/word/2020/wordml/sdtdatahash" xmlns:w16sdtfl="http://schemas.microsoft.com/office/word/2024/wordml/sdtformatlock" xmlns:w16se="http://schemas.microsoft.com/office/word/2015/wordml/symex" xmlns:wpg="http://schemas.microsoft.com/office/word/2010/wordprocessingGroup" xmlns:wpi="http://schemas.microsoft.com/office/word/2010/wordprocessingInk" xmlns:wne="http://schemas.microsoft.com/office/word/2006/wordml" xmlns:wps="http://schemas.microsoft.com/office/word/2010/wordprocessingShape" mc:Ignorable="w14 w15 w16se w16cid w16 w16cex w16sdtdh w16sdtfl w16du wp14">
   <w:abstractNum w:abstractNumId="0" w15:restartNumberingAfterBreak="0">
+    <w:nsid w:val="0431083D"/>
+    <w:multiLevelType w:val="multilevel"/>
+    <w:tmpl w:val="702E05FE"/>
+    <w:lvl w:ilvl="0">
+      <w:start w:val="1"/>
+      <w:numFmt w:val="decimal"/>
+      <w:lvlText w:val="%1."/>
+      <w:lvlJc w:val="left"/>
+      <w:pPr>
+        <w:tabs>
+          <w:tab w:val="num" w:pos="720"/>
+        </w:tabs>
+        <w:ind w:left="720" w:hanging="360"/>
+      </w:pPr>
+    </w:lvl>
+    <w:lvl w:ilvl="1" w:tentative="1">
+      <w:start w:val="1"/>
+      <w:numFmt w:val="decimal"/>
+      <w:lvlText w:val="%2."/>
+      <w:lvlJc w:val="left"/>
+      <w:pPr>
+        <w:tabs>
+          <w:tab w:val="num" w:pos="1440"/>
+        </w:tabs>
+        <w:ind w:left="1440" w:hanging="360"/>
+      </w:pPr>
+    </w:lvl>
+    <w:lvl w:ilvl="2" w:tentative="1">
+      <w:start w:val="1"/>
+      <w:numFmt w:val="decimal"/>
+      <w:lvlText w:val="%3."/>
+      <w:lvlJc w:val="left"/>
+      <w:pPr>
+        <w:tabs>
+          <w:tab w:val="num" w:pos="2160"/>
+        </w:tabs>
+        <w:ind w:left="2160" w:hanging="360"/>
+      </w:pPr>
+    </w:lvl>
+    <w:lvl w:ilvl="3" w:tentative="1">
+      <w:start w:val="1"/>
+      <w:numFmt w:val="decimal"/>
+      <w:lvlText w:val="%4."/>
+      <w:lvlJc w:val="left"/>
+      <w:pPr>
+        <w:tabs>
+          <w:tab w:val="num" w:pos="2880"/>
+        </w:tabs>
+        <w:ind w:left="2880" w:hanging="360"/>
+      </w:pPr>
+    </w:lvl>
+    <w:lvl w:ilvl="4" w:tentative="1">
+      <w:start w:val="1"/>
+      <w:numFmt w:val="decimal"/>
+      <w:lvlText w:val="%5."/>
+      <w:lvlJc w:val="left"/>
+      <w:pPr>
+        <w:tabs>
+          <w:tab w:val="num" w:pos="3600"/>
+        </w:tabs>
+        <w:ind w:left="3600" w:hanging="360"/>
+      </w:pPr>
+    </w:lvl>
+    <w:lvl w:ilvl="5" w:tentative="1">
+      <w:start w:val="1"/>
+      <w:numFmt w:val="decimal"/>
+      <w:lvlText w:val="%6."/>
+      <w:lvlJc w:val="left"/>
+      <w:pPr>
+        <w:tabs>
+          <w:tab w:val="num" w:pos="4320"/>
+        </w:tabs>
+        <w:ind w:left="4320" w:hanging="360"/>
+      </w:pPr>
+    </w:lvl>
+    <w:lvl w:ilvl="6" w:tentative="1">
+      <w:start w:val="1"/>
+      <w:numFmt w:val="decimal"/>
+      <w:lvlText w:val="%7."/>
+      <w:lvlJc w:val="left"/>
+      <w:pPr>
+        <w:tabs>
+          <w:tab w:val="num" w:pos="5040"/>
+        </w:tabs>
+        <w:ind w:left="5040" w:hanging="360"/>
+      </w:pPr>
+    </w:lvl>
+    <w:lvl w:ilvl="7" w:tentative="1">
+      <w:start w:val="1"/>
+      <w:numFmt w:val="decimal"/>
+      <w:lvlText w:val="%8."/>
+      <w:lvlJc w:val="left"/>
+      <w:pPr>
+        <w:tabs>
+          <w:tab w:val="num" w:pos="5760"/>
+        </w:tabs>
+        <w:ind w:left="5760" w:hanging="360"/>
+      </w:pPr>
+    </w:lvl>
+    <w:lvl w:ilvl="8" w:tentative="1">
+      <w:start w:val="1"/>
+      <w:numFmt w:val="decimal"/>
+      <w:lvlText w:val="%9."/>
+      <w:lvlJc w:val="left"/>
+      <w:pPr>
+        <w:tabs>
+          <w:tab w:val="num" w:pos="6480"/>
+        </w:tabs>
+        <w:ind w:left="6480" w:hanging="360"/>
+      </w:pPr>
+    </w:lvl>
+  </w:abstractNum>
+  <w:abstractNum w:abstractNumId="1" w15:restartNumberingAfterBreak="0">
     <w:nsid w:val="0BB25B39"/>
     <w:multiLevelType w:val="multilevel"/>
     <w:tmpl w:val="D562C05C"/>
@@ -1691,7 +1639,209 @@
       </w:pPr>
     </w:lvl>
   </w:abstractNum>
-  <w:abstractNum w:abstractNumId="1" w15:restartNumberingAfterBreak="0">
+  <w:abstractNum w:abstractNumId="2" w15:restartNumberingAfterBreak="0">
+    <w:nsid w:val="10681D50"/>
+    <w:multiLevelType w:val="hybridMultilevel"/>
+    <w:tmpl w:val="59F2199C"/>
+    <w:lvl w:ilvl="0" w:tplc="0C0A0001">
+      <w:start w:val="1"/>
+      <w:numFmt w:val="bullet"/>
+      <w:lvlText w:val=""/>
+      <w:lvlJc w:val="left"/>
+      <w:pPr>
+        <w:ind w:left="1440" w:hanging="360"/>
+      </w:pPr>
+      <w:rPr>
+        <w:rFonts w:ascii="Symbol" w:hAnsi="Symbol" w:hint="default"/>
+      </w:rPr>
+    </w:lvl>
+    <w:lvl w:ilvl="1" w:tplc="0C0A0003" w:tentative="1">
+      <w:start w:val="1"/>
+      <w:numFmt w:val="bullet"/>
+      <w:lvlText w:val="o"/>
+      <w:lvlJc w:val="left"/>
+      <w:pPr>
+        <w:ind w:left="2160" w:hanging="360"/>
+      </w:pPr>
+      <w:rPr>
+        <w:rFonts w:ascii="Courier New" w:hAnsi="Courier New" w:cs="Courier New" w:hint="default"/>
+      </w:rPr>
+    </w:lvl>
+    <w:lvl w:ilvl="2" w:tplc="0C0A0005" w:tentative="1">
+      <w:start w:val="1"/>
+      <w:numFmt w:val="bullet"/>
+      <w:lvlText w:val=""/>
+      <w:lvlJc w:val="left"/>
+      <w:pPr>
+        <w:ind w:left="2880" w:hanging="360"/>
+      </w:pPr>
+      <w:rPr>
+        <w:rFonts w:ascii="Wingdings" w:hAnsi="Wingdings" w:hint="default"/>
+      </w:rPr>
+    </w:lvl>
+    <w:lvl w:ilvl="3" w:tplc="0C0A0001" w:tentative="1">
+      <w:start w:val="1"/>
+      <w:numFmt w:val="bullet"/>
+      <w:lvlText w:val=""/>
+      <w:lvlJc w:val="left"/>
+      <w:pPr>
+        <w:ind w:left="3600" w:hanging="360"/>
+      </w:pPr>
+      <w:rPr>
+        <w:rFonts w:ascii="Symbol" w:hAnsi="Symbol" w:hint="default"/>
+      </w:rPr>
+    </w:lvl>
+    <w:lvl w:ilvl="4" w:tplc="0C0A0003" w:tentative="1">
+      <w:start w:val="1"/>
+      <w:numFmt w:val="bullet"/>
+      <w:lvlText w:val="o"/>
+      <w:lvlJc w:val="left"/>
+      <w:pPr>
+        <w:ind w:left="4320" w:hanging="360"/>
+      </w:pPr>
+      <w:rPr>
+        <w:rFonts w:ascii="Courier New" w:hAnsi="Courier New" w:cs="Courier New" w:hint="default"/>
+      </w:rPr>
+    </w:lvl>
+    <w:lvl w:ilvl="5" w:tplc="0C0A0005" w:tentative="1">
+      <w:start w:val="1"/>
+      <w:numFmt w:val="bullet"/>
+      <w:lvlText w:val=""/>
+      <w:lvlJc w:val="left"/>
+      <w:pPr>
+        <w:ind w:left="5040" w:hanging="360"/>
+      </w:pPr>
+      <w:rPr>
+        <w:rFonts w:ascii="Wingdings" w:hAnsi="Wingdings" w:hint="default"/>
+      </w:rPr>
+    </w:lvl>
+    <w:lvl w:ilvl="6" w:tplc="0C0A0001" w:tentative="1">
+      <w:start w:val="1"/>
+      <w:numFmt w:val="bullet"/>
+      <w:lvlText w:val=""/>
+      <w:lvlJc w:val="left"/>
+      <w:pPr>
+        <w:ind w:left="5760" w:hanging="360"/>
+      </w:pPr>
+      <w:rPr>
+        <w:rFonts w:ascii="Symbol" w:hAnsi="Symbol" w:hint="default"/>
+      </w:rPr>
+    </w:lvl>
+    <w:lvl w:ilvl="7" w:tplc="0C0A0003" w:tentative="1">
+      <w:start w:val="1"/>
+      <w:numFmt w:val="bullet"/>
+      <w:lvlText w:val="o"/>
+      <w:lvlJc w:val="left"/>
+      <w:pPr>
+        <w:ind w:left="6480" w:hanging="360"/>
+      </w:pPr>
+      <w:rPr>
+        <w:rFonts w:ascii="Courier New" w:hAnsi="Courier New" w:cs="Courier New" w:hint="default"/>
+      </w:rPr>
+    </w:lvl>
+    <w:lvl w:ilvl="8" w:tplc="0C0A0005" w:tentative="1">
+      <w:start w:val="1"/>
+      <w:numFmt w:val="bullet"/>
+      <w:lvlText w:val=""/>
+      <w:lvlJc w:val="left"/>
+      <w:pPr>
+        <w:ind w:left="7200" w:hanging="360"/>
+      </w:pPr>
+      <w:rPr>
+        <w:rFonts w:ascii="Wingdings" w:hAnsi="Wingdings" w:hint="default"/>
+      </w:rPr>
+    </w:lvl>
+  </w:abstractNum>
+  <w:abstractNum w:abstractNumId="3" w15:restartNumberingAfterBreak="0">
+    <w:nsid w:val="1E5317F7"/>
+    <w:multiLevelType w:val="hybridMultilevel"/>
+    <w:tmpl w:val="E696CDE0"/>
+    <w:lvl w:ilvl="0" w:tplc="0C0A000F">
+      <w:start w:val="3"/>
+      <w:numFmt w:val="decimal"/>
+      <w:lvlText w:val="%1."/>
+      <w:lvlJc w:val="left"/>
+      <w:pPr>
+        <w:ind w:left="786" w:hanging="360"/>
+      </w:pPr>
+      <w:rPr>
+        <w:rFonts w:hint="default"/>
+      </w:rPr>
+    </w:lvl>
+    <w:lvl w:ilvl="1" w:tplc="0C0A0019" w:tentative="1">
+      <w:start w:val="1"/>
+      <w:numFmt w:val="lowerLetter"/>
+      <w:lvlText w:val="%2."/>
+      <w:lvlJc w:val="left"/>
+      <w:pPr>
+        <w:ind w:left="1506" w:hanging="360"/>
+      </w:pPr>
+    </w:lvl>
+    <w:lvl w:ilvl="2" w:tplc="0C0A001B" w:tentative="1">
+      <w:start w:val="1"/>
+      <w:numFmt w:val="lowerRoman"/>
+      <w:lvlText w:val="%3."/>
+      <w:lvlJc w:val="right"/>
+      <w:pPr>
+        <w:ind w:left="2226" w:hanging="180"/>
+      </w:pPr>
+    </w:lvl>
+    <w:lvl w:ilvl="3" w:tplc="0C0A000F" w:tentative="1">
+      <w:start w:val="1"/>
+      <w:numFmt w:val="decimal"/>
+      <w:lvlText w:val="%4."/>
+      <w:lvlJc w:val="left"/>
+      <w:pPr>
+        <w:ind w:left="2946" w:hanging="360"/>
+      </w:pPr>
+    </w:lvl>
+    <w:lvl w:ilvl="4" w:tplc="0C0A0019" w:tentative="1">
+      <w:start w:val="1"/>
+      <w:numFmt w:val="lowerLetter"/>
+      <w:lvlText w:val="%5."/>
+      <w:lvlJc w:val="left"/>
+      <w:pPr>
+        <w:ind w:left="3666" w:hanging="360"/>
+      </w:pPr>
+    </w:lvl>
+    <w:lvl w:ilvl="5" w:tplc="0C0A001B" w:tentative="1">
+      <w:start w:val="1"/>
+      <w:numFmt w:val="lowerRoman"/>
+      <w:lvlText w:val="%6."/>
+      <w:lvlJc w:val="right"/>
+      <w:pPr>
+        <w:ind w:left="4386" w:hanging="180"/>
+      </w:pPr>
+    </w:lvl>
+    <w:lvl w:ilvl="6" w:tplc="0C0A000F" w:tentative="1">
+      <w:start w:val="1"/>
+      <w:numFmt w:val="decimal"/>
+      <w:lvlText w:val="%7."/>
+      <w:lvlJc w:val="left"/>
+      <w:pPr>
+        <w:ind w:left="5106" w:hanging="360"/>
+      </w:pPr>
+    </w:lvl>
+    <w:lvl w:ilvl="7" w:tplc="0C0A0019" w:tentative="1">
+      <w:start w:val="1"/>
+      <w:numFmt w:val="lowerLetter"/>
+      <w:lvlText w:val="%8."/>
+      <w:lvlJc w:val="left"/>
+      <w:pPr>
+        <w:ind w:left="5826" w:hanging="360"/>
+      </w:pPr>
+    </w:lvl>
+    <w:lvl w:ilvl="8" w:tplc="0C0A001B" w:tentative="1">
+      <w:start w:val="1"/>
+      <w:numFmt w:val="lowerRoman"/>
+      <w:lvlText w:val="%9."/>
+      <w:lvlJc w:val="right"/>
+      <w:pPr>
+        <w:ind w:left="6546" w:hanging="180"/>
+      </w:pPr>
+    </w:lvl>
+  </w:abstractNum>
+  <w:abstractNum w:abstractNumId="4" w15:restartNumberingAfterBreak="0">
     <w:nsid w:val="20173D14"/>
     <w:multiLevelType w:val="multilevel"/>
     <w:tmpl w:val="E4843FF6"/>
@@ -1840,7 +1990,7 @@
       </w:rPr>
     </w:lvl>
   </w:abstractNum>
-  <w:abstractNum w:abstractNumId="2" w15:restartNumberingAfterBreak="0">
+  <w:abstractNum w:abstractNumId="5" w15:restartNumberingAfterBreak="0">
     <w:nsid w:val="277F5D07"/>
     <w:multiLevelType w:val="multilevel"/>
     <w:tmpl w:val="40209B8E"/>
@@ -1953,7 +2103,120 @@
       </w:pPr>
     </w:lvl>
   </w:abstractNum>
-  <w:abstractNum w:abstractNumId="3" w15:restartNumberingAfterBreak="0">
+  <w:abstractNum w:abstractNumId="6" w15:restartNumberingAfterBreak="0">
+    <w:nsid w:val="2F936136"/>
+    <w:multiLevelType w:val="multilevel"/>
+    <w:tmpl w:val="495221FA"/>
+    <w:lvl w:ilvl="0">
+      <w:start w:val="1"/>
+      <w:numFmt w:val="decimal"/>
+      <w:lvlText w:val="%1."/>
+      <w:lvlJc w:val="left"/>
+      <w:pPr>
+        <w:tabs>
+          <w:tab w:val="num" w:pos="720"/>
+        </w:tabs>
+        <w:ind w:left="720" w:hanging="360"/>
+      </w:pPr>
+    </w:lvl>
+    <w:lvl w:ilvl="1" w:tentative="1">
+      <w:start w:val="1"/>
+      <w:numFmt w:val="decimal"/>
+      <w:lvlText w:val="%2."/>
+      <w:lvlJc w:val="left"/>
+      <w:pPr>
+        <w:tabs>
+          <w:tab w:val="num" w:pos="1440"/>
+        </w:tabs>
+        <w:ind w:left="1440" w:hanging="360"/>
+      </w:pPr>
+    </w:lvl>
+    <w:lvl w:ilvl="2" w:tentative="1">
+      <w:start w:val="1"/>
+      <w:numFmt w:val="decimal"/>
+      <w:lvlText w:val="%3."/>
+      <w:lvlJc w:val="left"/>
+      <w:pPr>
+        <w:tabs>
+          <w:tab w:val="num" w:pos="2160"/>
+        </w:tabs>
+        <w:ind w:left="2160" w:hanging="360"/>
+      </w:pPr>
+    </w:lvl>
+    <w:lvl w:ilvl="3" w:tentative="1">
+      <w:start w:val="1"/>
+      <w:numFmt w:val="decimal"/>
+      <w:lvlText w:val="%4."/>
+      <w:lvlJc w:val="left"/>
+      <w:pPr>
+        <w:tabs>
+          <w:tab w:val="num" w:pos="2880"/>
+        </w:tabs>
+        <w:ind w:left="2880" w:hanging="360"/>
+      </w:pPr>
+    </w:lvl>
+    <w:lvl w:ilvl="4" w:tentative="1">
+      <w:start w:val="1"/>
+      <w:numFmt w:val="decimal"/>
+      <w:lvlText w:val="%5."/>
+      <w:lvlJc w:val="left"/>
+      <w:pPr>
+        <w:tabs>
+          <w:tab w:val="num" w:pos="3600"/>
+        </w:tabs>
+        <w:ind w:left="3600" w:hanging="360"/>
+      </w:pPr>
+    </w:lvl>
+    <w:lvl w:ilvl="5" w:tentative="1">
+      <w:start w:val="1"/>
+      <w:numFmt w:val="decimal"/>
+      <w:lvlText w:val="%6."/>
+      <w:lvlJc w:val="left"/>
+      <w:pPr>
+        <w:tabs>
+          <w:tab w:val="num" w:pos="4320"/>
+        </w:tabs>
+        <w:ind w:left="4320" w:hanging="360"/>
+      </w:pPr>
+    </w:lvl>
+    <w:lvl w:ilvl="6" w:tentative="1">
+      <w:start w:val="1"/>
+      <w:numFmt w:val="decimal"/>
+      <w:lvlText w:val="%7."/>
+      <w:lvlJc w:val="left"/>
+      <w:pPr>
+        <w:tabs>
+          <w:tab w:val="num" w:pos="5040"/>
+        </w:tabs>
+        <w:ind w:left="5040" w:hanging="360"/>
+      </w:pPr>
+    </w:lvl>
+    <w:lvl w:ilvl="7" w:tentative="1">
+      <w:start w:val="1"/>
+      <w:numFmt w:val="decimal"/>
+      <w:lvlText w:val="%8."/>
+      <w:lvlJc w:val="left"/>
+      <w:pPr>
+        <w:tabs>
+          <w:tab w:val="num" w:pos="5760"/>
+        </w:tabs>
+        <w:ind w:left="5760" w:hanging="360"/>
+      </w:pPr>
+    </w:lvl>
+    <w:lvl w:ilvl="8" w:tentative="1">
+      <w:start w:val="1"/>
+      <w:numFmt w:val="decimal"/>
+      <w:lvlText w:val="%9."/>
+      <w:lvlJc w:val="left"/>
+      <w:pPr>
+        <w:tabs>
+          <w:tab w:val="num" w:pos="6480"/>
+        </w:tabs>
+        <w:ind w:left="6480" w:hanging="360"/>
+      </w:pPr>
+    </w:lvl>
+  </w:abstractNum>
+  <w:abstractNum w:abstractNumId="7" w15:restartNumberingAfterBreak="0">
     <w:nsid w:val="304F7B8D"/>
     <w:multiLevelType w:val="multilevel"/>
     <w:tmpl w:val="39D40AAC"/>
@@ -2066,7 +2329,7 @@
       </w:pPr>
     </w:lvl>
   </w:abstractNum>
-  <w:abstractNum w:abstractNumId="4" w15:restartNumberingAfterBreak="0">
+  <w:abstractNum w:abstractNumId="8" w15:restartNumberingAfterBreak="0">
     <w:nsid w:val="435C5370"/>
     <w:multiLevelType w:val="multilevel"/>
     <w:tmpl w:val="484E33E2"/>
@@ -2183,7 +2446,245 @@
       </w:pPr>
     </w:lvl>
   </w:abstractNum>
-  <w:abstractNum w:abstractNumId="5" w15:restartNumberingAfterBreak="0">
+  <w:abstractNum w:abstractNumId="9" w15:restartNumberingAfterBreak="0">
+    <w:nsid w:val="4A83488B"/>
+    <w:multiLevelType w:val="multilevel"/>
+    <w:tmpl w:val="905CC646"/>
+    <w:lvl w:ilvl="0">
+      <w:start w:val="1"/>
+      <w:numFmt w:val="bullet"/>
+      <w:lvlText w:val=""/>
+      <w:lvlJc w:val="left"/>
+      <w:pPr>
+        <w:tabs>
+          <w:tab w:val="num" w:pos="720"/>
+        </w:tabs>
+        <w:ind w:left="720" w:hanging="360"/>
+      </w:pPr>
+      <w:rPr>
+        <w:rFonts w:ascii="Symbol" w:hAnsi="Symbol" w:hint="default"/>
+        <w:sz w:val="20"/>
+      </w:rPr>
+    </w:lvl>
+    <w:lvl w:ilvl="1" w:tentative="1">
+      <w:start w:val="1"/>
+      <w:numFmt w:val="bullet"/>
+      <w:lvlText w:val="o"/>
+      <w:lvlJc w:val="left"/>
+      <w:pPr>
+        <w:tabs>
+          <w:tab w:val="num" w:pos="1440"/>
+        </w:tabs>
+        <w:ind w:left="1440" w:hanging="360"/>
+      </w:pPr>
+      <w:rPr>
+        <w:rFonts w:ascii="Courier New" w:hAnsi="Courier New" w:hint="default"/>
+        <w:sz w:val="20"/>
+      </w:rPr>
+    </w:lvl>
+    <w:lvl w:ilvl="2" w:tentative="1">
+      <w:start w:val="1"/>
+      <w:numFmt w:val="bullet"/>
+      <w:lvlText w:val=""/>
+      <w:lvlJc w:val="left"/>
+      <w:pPr>
+        <w:tabs>
+          <w:tab w:val="num" w:pos="2160"/>
+        </w:tabs>
+        <w:ind w:left="2160" w:hanging="360"/>
+      </w:pPr>
+      <w:rPr>
+        <w:rFonts w:ascii="Wingdings" w:hAnsi="Wingdings" w:hint="default"/>
+        <w:sz w:val="20"/>
+      </w:rPr>
+    </w:lvl>
+    <w:lvl w:ilvl="3" w:tentative="1">
+      <w:start w:val="1"/>
+      <w:numFmt w:val="bullet"/>
+      <w:lvlText w:val=""/>
+      <w:lvlJc w:val="left"/>
+      <w:pPr>
+        <w:tabs>
+          <w:tab w:val="num" w:pos="2880"/>
+        </w:tabs>
+        <w:ind w:left="2880" w:hanging="360"/>
+      </w:pPr>
+      <w:rPr>
+        <w:rFonts w:ascii="Wingdings" w:hAnsi="Wingdings" w:hint="default"/>
+        <w:sz w:val="20"/>
+      </w:rPr>
+    </w:lvl>
+    <w:lvl w:ilvl="4" w:tentative="1">
+      <w:start w:val="1"/>
+      <w:numFmt w:val="bullet"/>
+      <w:lvlText w:val=""/>
+      <w:lvlJc w:val="left"/>
+      <w:pPr>
+        <w:tabs>
+          <w:tab w:val="num" w:pos="3600"/>
+        </w:tabs>
+        <w:ind w:left="3600" w:hanging="360"/>
+      </w:pPr>
+      <w:rPr>
+        <w:rFonts w:ascii="Wingdings" w:hAnsi="Wingdings" w:hint="default"/>
+        <w:sz w:val="20"/>
+      </w:rPr>
+    </w:lvl>
+    <w:lvl w:ilvl="5" w:tentative="1">
+      <w:start w:val="1"/>
+      <w:numFmt w:val="bullet"/>
+      <w:lvlText w:val=""/>
+      <w:lvlJc w:val="left"/>
+      <w:pPr>
+        <w:tabs>
+          <w:tab w:val="num" w:pos="4320"/>
+        </w:tabs>
+        <w:ind w:left="4320" w:hanging="360"/>
+      </w:pPr>
+      <w:rPr>
+        <w:rFonts w:ascii="Wingdings" w:hAnsi="Wingdings" w:hint="default"/>
+        <w:sz w:val="20"/>
+      </w:rPr>
+    </w:lvl>
+    <w:lvl w:ilvl="6" w:tentative="1">
+      <w:start w:val="1"/>
+      <w:numFmt w:val="bullet"/>
+      <w:lvlText w:val=""/>
+      <w:lvlJc w:val="left"/>
+      <w:pPr>
+        <w:tabs>
+          <w:tab w:val="num" w:pos="5040"/>
+        </w:tabs>
+        <w:ind w:left="5040" w:hanging="360"/>
+      </w:pPr>
+      <w:rPr>
+        <w:rFonts w:ascii="Wingdings" w:hAnsi="Wingdings" w:hint="default"/>
+        <w:sz w:val="20"/>
+      </w:rPr>
+    </w:lvl>
+    <w:lvl w:ilvl="7" w:tentative="1">
+      <w:start w:val="1"/>
+      <w:numFmt w:val="bullet"/>
+      <w:lvlText w:val=""/>
+      <w:lvlJc w:val="left"/>
+      <w:pPr>
+        <w:tabs>
+          <w:tab w:val="num" w:pos="5760"/>
+        </w:tabs>
+        <w:ind w:left="5760" w:hanging="360"/>
+      </w:pPr>
+      <w:rPr>
+        <w:rFonts w:ascii="Wingdings" w:hAnsi="Wingdings" w:hint="default"/>
+        <w:sz w:val="20"/>
+      </w:rPr>
+    </w:lvl>
+    <w:lvl w:ilvl="8" w:tentative="1">
+      <w:start w:val="1"/>
+      <w:numFmt w:val="bullet"/>
+      <w:lvlText w:val=""/>
+      <w:lvlJc w:val="left"/>
+      <w:pPr>
+        <w:tabs>
+          <w:tab w:val="num" w:pos="6480"/>
+        </w:tabs>
+        <w:ind w:left="6480" w:hanging="360"/>
+      </w:pPr>
+      <w:rPr>
+        <w:rFonts w:ascii="Wingdings" w:hAnsi="Wingdings" w:hint="default"/>
+        <w:sz w:val="20"/>
+      </w:rPr>
+    </w:lvl>
+  </w:abstractNum>
+  <w:abstractNum w:abstractNumId="10" w15:restartNumberingAfterBreak="0">
+    <w:nsid w:val="6D715A54"/>
+    <w:multiLevelType w:val="hybridMultilevel"/>
+    <w:tmpl w:val="1C26596A"/>
+    <w:lvl w:ilvl="0" w:tplc="0C0A000F">
+      <w:start w:val="3"/>
+      <w:numFmt w:val="decimal"/>
+      <w:lvlText w:val="%1."/>
+      <w:lvlJc w:val="left"/>
+      <w:pPr>
+        <w:ind w:left="720" w:hanging="360"/>
+      </w:pPr>
+      <w:rPr>
+        <w:rFonts w:hint="default"/>
+      </w:rPr>
+    </w:lvl>
+    <w:lvl w:ilvl="1" w:tplc="0C0A0019" w:tentative="1">
+      <w:start w:val="1"/>
+      <w:numFmt w:val="lowerLetter"/>
+      <w:lvlText w:val="%2."/>
+      <w:lvlJc w:val="left"/>
+      <w:pPr>
+        <w:ind w:left="1440" w:hanging="360"/>
+      </w:pPr>
+    </w:lvl>
+    <w:lvl w:ilvl="2" w:tplc="0C0A001B" w:tentative="1">
+      <w:start w:val="1"/>
+      <w:numFmt w:val="lowerRoman"/>
+      <w:lvlText w:val="%3."/>
+      <w:lvlJc w:val="right"/>
+      <w:pPr>
+        <w:ind w:left="2160" w:hanging="180"/>
+      </w:pPr>
+    </w:lvl>
+    <w:lvl w:ilvl="3" w:tplc="0C0A000F" w:tentative="1">
+      <w:start w:val="1"/>
+      <w:numFmt w:val="decimal"/>
+      <w:lvlText w:val="%4."/>
+      <w:lvlJc w:val="left"/>
+      <w:pPr>
+        <w:ind w:left="2880" w:hanging="360"/>
+      </w:pPr>
+    </w:lvl>
+    <w:lvl w:ilvl="4" w:tplc="0C0A0019" w:tentative="1">
+      <w:start w:val="1"/>
+      <w:numFmt w:val="lowerLetter"/>
+      <w:lvlText w:val="%5."/>
+      <w:lvlJc w:val="left"/>
+      <w:pPr>
+        <w:ind w:left="3600" w:hanging="360"/>
+      </w:pPr>
+    </w:lvl>
+    <w:lvl w:ilvl="5" w:tplc="0C0A001B" w:tentative="1">
+      <w:start w:val="1"/>
+      <w:numFmt w:val="lowerRoman"/>
+      <w:lvlText w:val="%6."/>
+      <w:lvlJc w:val="right"/>
+      <w:pPr>
+        <w:ind w:left="4320" w:hanging="180"/>
+      </w:pPr>
+    </w:lvl>
+    <w:lvl w:ilvl="6" w:tplc="0C0A000F" w:tentative="1">
+      <w:start w:val="1"/>
+      <w:numFmt w:val="decimal"/>
+      <w:lvlText w:val="%7."/>
+      <w:lvlJc w:val="left"/>
+      <w:pPr>
+        <w:ind w:left="5040" w:hanging="360"/>
+      </w:pPr>
+    </w:lvl>
+    <w:lvl w:ilvl="7" w:tplc="0C0A0019" w:tentative="1">
+      <w:start w:val="1"/>
+      <w:numFmt w:val="lowerLetter"/>
+      <w:lvlText w:val="%8."/>
+      <w:lvlJc w:val="left"/>
+      <w:pPr>
+        <w:ind w:left="5760" w:hanging="360"/>
+      </w:pPr>
+    </w:lvl>
+    <w:lvl w:ilvl="8" w:tplc="0C0A001B" w:tentative="1">
+      <w:start w:val="1"/>
+      <w:numFmt w:val="lowerRoman"/>
+      <w:lvlText w:val="%9."/>
+      <w:lvlJc w:val="right"/>
+      <w:pPr>
+        <w:ind w:left="6480" w:hanging="180"/>
+      </w:pPr>
+    </w:lvl>
+  </w:abstractNum>
+  <w:abstractNum w:abstractNumId="11" w15:restartNumberingAfterBreak="0">
     <w:nsid w:val="7C302304"/>
     <w:multiLevelType w:val="multilevel"/>
     <w:tmpl w:val="010EF16C"/>
@@ -2301,21 +2802,39 @@
     </w:lvl>
   </w:abstractNum>
   <w:num w:numId="1" w16cid:durableId="1010572407">
+    <w:abstractNumId w:val="11"/>
+  </w:num>
+  <w:num w:numId="2" w16cid:durableId="2052586">
     <w:abstractNumId w:val="5"/>
   </w:num>
-  <w:num w:numId="2" w16cid:durableId="2052586">
+  <w:num w:numId="3" w16cid:durableId="1990405149">
+    <w:abstractNumId w:val="8"/>
+  </w:num>
+  <w:num w:numId="4" w16cid:durableId="309213604">
+    <w:abstractNumId w:val="4"/>
+  </w:num>
+  <w:num w:numId="5" w16cid:durableId="140537353">
+    <w:abstractNumId w:val="1"/>
+  </w:num>
+  <w:num w:numId="6" w16cid:durableId="1492991186">
+    <w:abstractNumId w:val="7"/>
+  </w:num>
+  <w:num w:numId="7" w16cid:durableId="1391462910">
+    <w:abstractNumId w:val="10"/>
+  </w:num>
+  <w:num w:numId="8" w16cid:durableId="43993607">
+    <w:abstractNumId w:val="9"/>
+  </w:num>
+  <w:num w:numId="9" w16cid:durableId="1734965242">
+    <w:abstractNumId w:val="6"/>
+  </w:num>
+  <w:num w:numId="10" w16cid:durableId="762914415">
+    <w:abstractNumId w:val="0"/>
+  </w:num>
+  <w:num w:numId="11" w16cid:durableId="2045518009">
     <w:abstractNumId w:val="2"/>
   </w:num>
-  <w:num w:numId="3" w16cid:durableId="1990405149">
-    <w:abstractNumId w:val="4"/>
-  </w:num>
-  <w:num w:numId="4" w16cid:durableId="309213604">
-    <w:abstractNumId w:val="1"/>
-  </w:num>
-  <w:num w:numId="5" w16cid:durableId="140537353">
-    <w:abstractNumId w:val="0"/>
-  </w:num>
-  <w:num w:numId="6" w16cid:durableId="1492991186">
+  <w:num w:numId="12" w16cid:durableId="759519737">
     <w:abstractNumId w:val="3"/>
   </w:num>
 </w:numbering>
@@ -3238,6 +3757,108 @@
       <w:spacing w:val="5"/>
     </w:rPr>
   </w:style>
+  <w:style w:type="paragraph" w:styleId="NormalWeb">
+    <w:name w:val="Normal (Web)"/>
+    <w:basedOn w:val="Normal"/>
+    <w:uiPriority w:val="99"/>
+    <w:semiHidden/>
+    <w:unhideWhenUsed/>
+    <w:rsid w:val="0086432F"/>
+    <w:pPr>
+      <w:spacing w:before="100" w:beforeAutospacing="1" w:after="100" w:afterAutospacing="1" w:line="240" w:lineRule="auto"/>
+    </w:pPr>
+    <w:rPr>
+      <w:rFonts w:ascii="Times New Roman" w:eastAsia="Times New Roman" w:hAnsi="Times New Roman" w:cs="Times New Roman"/>
+      <w:kern w:val="0"/>
+      <w:sz w:val="24"/>
+      <w:szCs w:val="24"/>
+      <w:lang w:eastAsia="es-ES"/>
+      <w14:ligatures w14:val="none"/>
+    </w:rPr>
+  </w:style>
+  <w:style w:type="character" w:customStyle="1" w:styleId="citation-267">
+    <w:name w:val="citation-267"/>
+    <w:basedOn w:val="Fuentedeprrafopredeter"/>
+    <w:rsid w:val="0086432F"/>
+  </w:style>
+  <w:style w:type="character" w:customStyle="1" w:styleId="citation-266">
+    <w:name w:val="citation-266"/>
+    <w:basedOn w:val="Fuentedeprrafopredeter"/>
+    <w:rsid w:val="0086432F"/>
+  </w:style>
+  <w:style w:type="character" w:styleId="CdigoHTML">
+    <w:name w:val="HTML Code"/>
+    <w:basedOn w:val="Fuentedeprrafopredeter"/>
+    <w:uiPriority w:val="99"/>
+    <w:semiHidden/>
+    <w:unhideWhenUsed/>
+    <w:rsid w:val="0086432F"/>
+    <w:rPr>
+      <w:rFonts w:ascii="Courier New" w:eastAsia="Times New Roman" w:hAnsi="Courier New" w:cs="Courier New"/>
+      <w:sz w:val="20"/>
+      <w:szCs w:val="20"/>
+    </w:rPr>
+  </w:style>
+  <w:style w:type="character" w:customStyle="1" w:styleId="citation-265">
+    <w:name w:val="citation-265"/>
+    <w:basedOn w:val="Fuentedeprrafopredeter"/>
+    <w:rsid w:val="0086432F"/>
+  </w:style>
+  <w:style w:type="character" w:customStyle="1" w:styleId="citation-264">
+    <w:name w:val="citation-264"/>
+    <w:basedOn w:val="Fuentedeprrafopredeter"/>
+    <w:rsid w:val="0086432F"/>
+  </w:style>
+  <w:style w:type="character" w:customStyle="1" w:styleId="citation-263">
+    <w:name w:val="citation-263"/>
+    <w:basedOn w:val="Fuentedeprrafopredeter"/>
+    <w:rsid w:val="0086432F"/>
+  </w:style>
+  <w:style w:type="character" w:customStyle="1" w:styleId="citation-262">
+    <w:name w:val="citation-262"/>
+    <w:basedOn w:val="Fuentedeprrafopredeter"/>
+    <w:rsid w:val="0086432F"/>
+  </w:style>
+  <w:style w:type="character" w:customStyle="1" w:styleId="citation-261">
+    <w:name w:val="citation-261"/>
+    <w:basedOn w:val="Fuentedeprrafopredeter"/>
+    <w:rsid w:val="0086432F"/>
+  </w:style>
+  <w:style w:type="character" w:customStyle="1" w:styleId="citation-260">
+    <w:name w:val="citation-260"/>
+    <w:basedOn w:val="Fuentedeprrafopredeter"/>
+    <w:rsid w:val="0086432F"/>
+  </w:style>
+  <w:style w:type="character" w:customStyle="1" w:styleId="math-inline">
+    <w:name w:val="math-inline"/>
+    <w:basedOn w:val="Fuentedeprrafopredeter"/>
+    <w:rsid w:val="0086432F"/>
+  </w:style>
+  <w:style w:type="character" w:customStyle="1" w:styleId="citation-259">
+    <w:name w:val="citation-259"/>
+    <w:basedOn w:val="Fuentedeprrafopredeter"/>
+    <w:rsid w:val="0086432F"/>
+  </w:style>
+  <w:style w:type="character" w:customStyle="1" w:styleId="citation-258">
+    <w:name w:val="citation-258"/>
+    <w:basedOn w:val="Fuentedeprrafopredeter"/>
+    <w:rsid w:val="0086432F"/>
+  </w:style>
+  <w:style w:type="character" w:customStyle="1" w:styleId="citation-257">
+    <w:name w:val="citation-257"/>
+    <w:basedOn w:val="Fuentedeprrafopredeter"/>
+    <w:rsid w:val="0086432F"/>
+  </w:style>
+  <w:style w:type="character" w:customStyle="1" w:styleId="citation-256">
+    <w:name w:val="citation-256"/>
+    <w:basedOn w:val="Fuentedeprrafopredeter"/>
+    <w:rsid w:val="0086432F"/>
+  </w:style>
+  <w:style w:type="character" w:customStyle="1" w:styleId="citation-255">
+    <w:name w:val="citation-255"/>
+    <w:basedOn w:val="Fuentedeprrafopredeter"/>
+    <w:rsid w:val="0086432F"/>
+  </w:style>
 </w:styles>
 </file>
 
